--- a/ciif-2026/05-展台演示话术与FAQ.docx
+++ b/ciif-2026/05-展台演示话术与FAQ.docx
@@ -3034,20 +3034,20 @@
           <w:sz w:val="21"/>
           <w:szCs w:val="21"/>
         </w:rPr>
-        <w:t xml:space="preserve">用法：在对应场景从对话框回形针上传，等 2–3 秒，念它答出的那句带数字的话，再指页面哪里变了。专治“数据是假的吧”。</w:t>
-      </w:r>
-    </w:p>
-    <w:p>
-      <w:pPr>
-        <w:spacing w:after="40" w:before="0" w:line="276"/>
-      </w:pPr>
-      <w:r>
-        <w:rPr>
-          <w:rFonts w:ascii="Microsoft YaHei" w:cs="Microsoft YaHei" w:eastAsia="Microsoft YaHei" w:hAnsi="Microsoft YaHei"/>
-          <w:sz w:val="21"/>
-          <w:szCs w:val="21"/>
-        </w:rPr>
-        <w:t xml:space="preserve">注意：文件里的企业是另外几家虚拟企业（宁波东立机电、苏州华创精密、台州瑞驰汽配等），跟演示企业不同名，正常，说“这是另一家客户样例”即可。一次只传一份。</w:t>
+        <w:t xml:space="preserve">用法：进对应场景，点对话框回形针上传一份，等 2–3 秒，念它答出的带数字那句，再指页面哪里变了。专治“数据是假的吧”。一次只传一份；文件名别改（m 开头的编号要留着）。</w:t>
+      </w:r>
+    </w:p>
+    <w:p>
+      <w:pPr>
+        <w:spacing w:after="40" w:before="0" w:line="276"/>
+      </w:pPr>
+      <w:r>
+        <w:rPr>
+          <w:rFonts w:ascii="Microsoft YaHei" w:cs="Microsoft YaHei" w:eastAsia="Microsoft YaHei" w:hAnsi="Microsoft YaHei"/>
+          <w:sz w:val="21"/>
+          <w:szCs w:val="21"/>
+        </w:rPr>
+        <w:t xml:space="preserve">企业名：自家数据（花名册、科目余额表、报工、纪要等）都是演示企业无锡恒驰；询价函、插单函、合同里出现的台州瑞驰汽配、无锡精锻传动件、杭州智造软件是它的客户 / 供应商，正常。</w:t>
       </w:r>
     </w:p>
     <w:tbl>
@@ -3063,13 +3063,14 @@
         </w:tblBorders>
       </w:tblPr>
       <w:tblGrid>
-        <w:gridCol w:w="3977"/>
-        <w:gridCol w:w="6489"/>
+        <w:gridCol w:w="3488"/>
+        <w:gridCol w:w="3488"/>
+        <w:gridCol w:w="3490"/>
       </w:tblGrid>
       <w:tr>
         <w:tc>
           <w:tcPr>
-            <w:tcW w:type="dxa" w:w="3977"/>
+            <w:tcW w:type="dxa" w:w="3488"/>
             <w:tcBorders>
               <w:top w:val="single" w:color="BBBBBB" w:sz="4"/>
               <w:left w:val="single" w:color="BBBBBB" w:sz="4"/>
@@ -3096,13 +3097,13 @@
                 <w:sz w:val="21"/>
                 <w:szCs w:val="21"/>
               </w:rPr>
-              <w:t xml:space="preserve">场景</w:t>
+              <w:t xml:space="preserve">文件夹</w:t>
             </w:r>
           </w:p>
         </w:tc>
         <w:tc>
           <w:tcPr>
-            <w:tcW w:type="dxa" w:w="6489"/>
+            <w:tcW w:type="dxa" w:w="3488"/>
             <w:tcBorders>
               <w:top w:val="single" w:color="BBBBBB" w:sz="4"/>
               <w:left w:val="single" w:color="BBBBBB" w:sz="4"/>
@@ -3129,7 +3130,40 @@
                 <w:sz w:val="21"/>
                 <w:szCs w:val="21"/>
               </w:rPr>
-              <w:t xml:space="preserve">传哪份</w:t>
+              <w:t xml:space="preserve">首选（★）/ 备选</w:t>
+            </w:r>
+          </w:p>
+        </w:tc>
+        <w:tc>
+          <w:tcPr>
+            <w:tcW w:type="dxa" w:w="3490"/>
+            <w:tcBorders>
+              <w:top w:val="single" w:color="BBBBBB" w:sz="4"/>
+              <w:left w:val="single" w:color="BBBBBB" w:sz="4"/>
+              <w:bottom w:val="single" w:color="BBBBBB" w:sz="4"/>
+              <w:right w:val="single" w:color="BBBBBB" w:sz="4"/>
+            </w:tcBorders>
+            <w:shd w:fill="EFE9FE" w:color="auto" w:val="clear"/>
+            <w:tcMar>
+              <w:top w:type="dxa" w:w="30"/>
+              <w:left w:type="dxa" w:w="80"/>
+              <w:bottom w:type="dxa" w:w="30"/>
+              <w:right w:type="dxa" w:w="80"/>
+            </w:tcMar>
+          </w:tcPr>
+          <w:p>
+            <w:pPr>
+              <w:spacing w:after="0" w:before="0" w:line="264"/>
+            </w:pPr>
+            <w:r>
+              <w:rPr>
+                <w:rFonts w:ascii="Microsoft YaHei" w:cs="Microsoft YaHei" w:eastAsia="Microsoft YaHei" w:hAnsi="Microsoft YaHei"/>
+                <w:b/>
+                <w:bCs/>
+                <w:sz w:val="21"/>
+                <w:szCs w:val="21"/>
+              </w:rPr>
+              <w:t xml:space="preserve">AI 会答出的要点（念这句）</w:t>
             </w:r>
           </w:p>
         </w:tc>
@@ -3137,7 +3171,7 @@
       <w:tr>
         <w:tc>
           <w:tcPr>
-            <w:tcW w:type="dxa" w:w="3977"/>
+            <w:tcW w:type="dxa" w:w="3488"/>
             <w:tcBorders>
               <w:top w:val="single" w:color="BBBBBB" w:sz="4"/>
               <w:left w:val="single" w:color="BBBBBB" w:sz="4"/>
@@ -3161,13 +3195,13 @@
                 <w:sz w:val="21"/>
                 <w:szCs w:val="21"/>
               </w:rPr>
-              <w:t xml:space="preserve">AI获客</w:t>
+              <w:t xml:space="preserve">1-AI获客</w:t>
             </w:r>
           </w:p>
         </w:tc>
         <w:tc>
           <w:tcPr>
-            <w:tcW w:type="dxa" w:w="6489"/>
+            <w:tcW w:type="dxa" w:w="3488"/>
             <w:tcBorders>
               <w:top w:val="single" w:color="BBBBBB" w:sz="4"/>
               <w:left w:val="single" w:color="BBBBBB" w:sz="4"/>
@@ -3191,15 +3225,13 @@
                 <w:sz w:val="21"/>
                 <w:szCs w:val="21"/>
               </w:rPr>
-              <w:t xml:space="preserve">m4-展会线索清单.xlsx / m4-客户询价来函.eml</w:t>
+              <w:t xml:space="preserve">★ m4-展会线索清单.xlsx</w:t>
             </w:r>
           </w:p>
         </w:tc>
-      </w:tr>
-      <w:tr>
         <w:tc>
           <w:tcPr>
-            <w:tcW w:type="dxa" w:w="3977"/>
+            <w:tcW w:type="dxa" w:w="3490"/>
             <w:tcBorders>
               <w:top w:val="single" w:color="BBBBBB" w:sz="4"/>
               <w:left w:val="single" w:color="BBBBBB" w:sz="4"/>
@@ -3223,13 +3255,37 @@
                 <w:sz w:val="21"/>
                 <w:szCs w:val="21"/>
               </w:rPr>
-              <w:t xml:space="preserve">AI现金流</w:t>
+              <w:t xml:space="preserve">认出 7 个线索字段，6 行线索入池并打分</w:t>
             </w:r>
+          </w:p>
+        </w:tc>
+      </w:tr>
+      <w:tr>
+        <w:tc>
+          <w:tcPr>
+            <w:tcW w:type="dxa" w:w="3488"/>
+            <w:tcBorders>
+              <w:top w:val="single" w:color="BBBBBB" w:sz="4"/>
+              <w:left w:val="single" w:color="BBBBBB" w:sz="4"/>
+              <w:bottom w:val="single" w:color="BBBBBB" w:sz="4"/>
+              <w:right w:val="single" w:color="BBBBBB" w:sz="4"/>
+            </w:tcBorders>
+            <w:tcMar>
+              <w:top w:type="dxa" w:w="30"/>
+              <w:left w:type="dxa" w:w="80"/>
+              <w:bottom w:type="dxa" w:w="30"/>
+              <w:right w:type="dxa" w:w="80"/>
+            </w:tcMar>
+          </w:tcPr>
+          <w:p>
+            <w:pPr>
+              <w:spacing w:after="0" w:before="0" w:line="264"/>
+            </w:pPr>
           </w:p>
         </w:tc>
         <w:tc>
           <w:tcPr>
-            <w:tcW w:type="dxa" w:w="6489"/>
+            <w:tcW w:type="dxa" w:w="3488"/>
             <w:tcBorders>
               <w:top w:val="single" w:color="BBBBBB" w:sz="4"/>
               <w:left w:val="single" w:color="BBBBBB" w:sz="4"/>
@@ -3253,15 +3309,13 @@
                 <w:sz w:val="21"/>
                 <w:szCs w:val="21"/>
               </w:rPr>
-              <w:t xml:space="preserve">m6-科目余额表-2026年8月.xlsx / m6-数控加工中心采购合同.docx</w:t>
+              <w:t xml:space="preserve">m4-客户询价来函-无锡精锻传动件.eml</w:t>
             </w:r>
           </w:p>
         </w:tc>
-      </w:tr>
-      <w:tr>
         <w:tc>
           <w:tcPr>
-            <w:tcW w:type="dxa" w:w="3977"/>
+            <w:tcW w:type="dxa" w:w="3490"/>
             <w:tcBorders>
               <w:top w:val="single" w:color="BBBBBB" w:sz="4"/>
               <w:left w:val="single" w:color="BBBBBB" w:sz="4"/>
@@ -3285,13 +3339,15 @@
                 <w:sz w:val="21"/>
                 <w:szCs w:val="21"/>
               </w:rPr>
-              <w:t xml:space="preserve">AI工序级排程</w:t>
+              <w:t xml:space="preserve">从正文抽出 124 万元、期限 10-20，对上在手线索并记一次跟进</w:t>
             </w:r>
           </w:p>
         </w:tc>
+      </w:tr>
+      <w:tr>
         <w:tc>
           <w:tcPr>
-            <w:tcW w:type="dxa" w:w="6489"/>
+            <w:tcW w:type="dxa" w:w="3488"/>
             <w:tcBorders>
               <w:top w:val="single" w:color="BBBBBB" w:sz="4"/>
               <w:left w:val="single" w:color="BBBBBB" w:sz="4"/>
@@ -3315,15 +3371,13 @@
                 <w:sz w:val="21"/>
                 <w:szCs w:val="21"/>
               </w:rPr>
-              <w:t xml:space="preserve">m10-客户加急插单函.eml（最好用） / m10-加急订单表.xlsx</w:t>
+              <w:t xml:space="preserve">2-AI现金流与经营预警</w:t>
             </w:r>
           </w:p>
         </w:tc>
-      </w:tr>
-      <w:tr>
         <w:tc>
           <w:tcPr>
-            <w:tcW w:type="dxa" w:w="3977"/>
+            <w:tcW w:type="dxa" w:w="3488"/>
             <w:tcBorders>
               <w:top w:val="single" w:color="BBBBBB" w:sz="4"/>
               <w:left w:val="single" w:color="BBBBBB" w:sz="4"/>
@@ -3347,13 +3401,13 @@
                 <w:sz w:val="21"/>
                 <w:szCs w:val="21"/>
               </w:rPr>
-              <w:t xml:space="preserve">AI人岗合规</w:t>
+              <w:t xml:space="preserve">★ m6-数控加工中心采购合同.docx</w:t>
             </w:r>
           </w:p>
         </w:tc>
         <w:tc>
           <w:tcPr>
-            <w:tcW w:type="dxa" w:w="6489"/>
+            <w:tcW w:type="dxa" w:w="3490"/>
             <w:tcBorders>
               <w:top w:val="single" w:color="BBBBBB" w:sz="4"/>
               <w:left w:val="single" w:color="BBBBBB" w:sz="4"/>
@@ -3377,7 +3431,7 @@
                 <w:sz w:val="21"/>
                 <w:szCs w:val="21"/>
               </w:rPr>
-              <w:t xml:space="preserve">m5-应聘简历-CNC操作工.docx / m5-员工花名册.xlsx；合同审查用 m7-技术服务合同-待审查.docx</w:t>
+              <w:t xml:space="preserve">合同 186 万元，首付 30% 即 55.8 万元已排进 13 周现金预测，占应付 28.3%</w:t>
             </w:r>
           </w:p>
         </w:tc>
@@ -3385,7 +3439,29 @@
       <w:tr>
         <w:tc>
           <w:tcPr>
-            <w:tcW w:type="dxa" w:w="3977"/>
+            <w:tcW w:type="dxa" w:w="3488"/>
+            <w:tcBorders>
+              <w:top w:val="single" w:color="BBBBBB" w:sz="4"/>
+              <w:left w:val="single" w:color="BBBBBB" w:sz="4"/>
+              <w:bottom w:val="single" w:color="BBBBBB" w:sz="4"/>
+              <w:right w:val="single" w:color="BBBBBB" w:sz="4"/>
+            </w:tcBorders>
+            <w:tcMar>
+              <w:top w:type="dxa" w:w="30"/>
+              <w:left w:type="dxa" w:w="80"/>
+              <w:bottom w:type="dxa" w:w="30"/>
+              <w:right w:type="dxa" w:w="80"/>
+            </w:tcMar>
+          </w:tcPr>
+          <w:p>
+            <w:pPr>
+              <w:spacing w:after="0" w:before="0" w:line="264"/>
+            </w:pPr>
+          </w:p>
+        </w:tc>
+        <w:tc>
+          <w:tcPr>
+            <w:tcW w:type="dxa" w:w="3488"/>
             <w:tcBorders>
               <w:top w:val="single" w:color="BBBBBB" w:sz="4"/>
               <w:left w:val="single" w:color="BBBBBB" w:sz="4"/>
@@ -3409,13 +3485,13 @@
                 <w:sz w:val="21"/>
                 <w:szCs w:val="21"/>
               </w:rPr>
-              <w:t xml:space="preserve">AI报工核验</w:t>
+              <w:t xml:space="preserve">m6-科目余额表-2026年8月.xlsx</w:t>
             </w:r>
           </w:p>
         </w:tc>
         <w:tc>
           <w:tcPr>
-            <w:tcW w:type="dxa" w:w="6489"/>
+            <w:tcW w:type="dxa" w:w="3490"/>
             <w:tcBorders>
               <w:top w:val="single" w:color="BBBBBB" w:sz="4"/>
               <w:left w:val="single" w:color="BBBBBB" w:sz="4"/>
@@ -3439,7 +3515,7 @@
                 <w:sz w:val="21"/>
                 <w:szCs w:val="21"/>
               </w:rPr>
-              <w:t xml:space="preserve">m8-车间报工记录.xlsx / m8-换型作业指导书-冲压线.docx</w:t>
+              <w:t xml:space="preserve">18 行勾稽全平；存货比账面多 120 万元，指出差异</w:t>
             </w:r>
           </w:p>
         </w:tc>
@@ -3447,7 +3523,7 @@
       <w:tr>
         <w:tc>
           <w:tcPr>
-            <w:tcW w:type="dxa" w:w="3977"/>
+            <w:tcW w:type="dxa" w:w="3488"/>
             <w:tcBorders>
               <w:top w:val="single" w:color="BBBBBB" w:sz="4"/>
               <w:left w:val="single" w:color="BBBBBB" w:sz="4"/>
@@ -3471,13 +3547,13 @@
                 <w:sz w:val="21"/>
                 <w:szCs w:val="21"/>
               </w:rPr>
-              <w:t xml:space="preserve">AI经营指标</w:t>
+              <w:t xml:space="preserve">3-AI工序级排程</w:t>
             </w:r>
           </w:p>
         </w:tc>
         <w:tc>
           <w:tcPr>
-            <w:tcW w:type="dxa" w:w="6489"/>
+            <w:tcW w:type="dxa" w:w="3488"/>
             <w:tcBorders>
               <w:top w:val="single" w:color="BBBBBB" w:sz="4"/>
               <w:left w:val="single" w:color="BBBBBB" w:sz="4"/>
@@ -3501,7 +3577,817 @@
                 <w:sz w:val="21"/>
                 <w:szCs w:val="21"/>
               </w:rPr>
-              <w:t xml:space="preserve">m9-月度经营分析会纪要-8月.docx / m9-科目余额表.xlsx</w:t>
+              <w:t xml:space="preserve">★ m10-加急订单表.xlsx</w:t>
+            </w:r>
+          </w:p>
+        </w:tc>
+        <w:tc>
+          <w:tcPr>
+            <w:tcW w:type="dxa" w:w="3490"/>
+            <w:tcBorders>
+              <w:top w:val="single" w:color="BBBBBB" w:sz="4"/>
+              <w:left w:val="single" w:color="BBBBBB" w:sz="4"/>
+              <w:bottom w:val="single" w:color="BBBBBB" w:sz="4"/>
+              <w:right w:val="single" w:color="BBBBBB" w:sz="4"/>
+            </w:tcBorders>
+            <w:tcMar>
+              <w:top w:type="dxa" w:w="30"/>
+              <w:left w:type="dxa" w:w="80"/>
+              <w:bottom w:type="dxa" w:w="30"/>
+              <w:right w:type="dxa" w:w="80"/>
+            </w:tcMar>
+          </w:tcPr>
+          <w:p>
+            <w:pPr>
+              <w:spacing w:after="0" w:before="0" w:line="264"/>
+            </w:pPr>
+            <w:r>
+              <w:rPr>
+                <w:rFonts w:ascii="Microsoft YaHei" w:cs="Microsoft YaHei" w:eastAsia="Microsoft YaHei" w:hAnsi="Microsoft YaHei"/>
+                <w:sz w:val="21"/>
+                <w:szCs w:val="21"/>
+              </w:rPr>
+              <w:t xml:space="preserve">台州瑞驰 传动轴套 1800 件 9-28 交，三种插单策略各排一遍，推荐 A（9-19 完工、不拖累其他单）</w:t>
+            </w:r>
+          </w:p>
+        </w:tc>
+      </w:tr>
+      <w:tr>
+        <w:tc>
+          <w:tcPr>
+            <w:tcW w:type="dxa" w:w="3488"/>
+            <w:tcBorders>
+              <w:top w:val="single" w:color="BBBBBB" w:sz="4"/>
+              <w:left w:val="single" w:color="BBBBBB" w:sz="4"/>
+              <w:bottom w:val="single" w:color="BBBBBB" w:sz="4"/>
+              <w:right w:val="single" w:color="BBBBBB" w:sz="4"/>
+            </w:tcBorders>
+            <w:tcMar>
+              <w:top w:type="dxa" w:w="30"/>
+              <w:left w:type="dxa" w:w="80"/>
+              <w:bottom w:type="dxa" w:w="30"/>
+              <w:right w:type="dxa" w:w="80"/>
+            </w:tcMar>
+          </w:tcPr>
+          <w:p>
+            <w:pPr>
+              <w:spacing w:after="0" w:before="0" w:line="264"/>
+            </w:pPr>
+          </w:p>
+        </w:tc>
+        <w:tc>
+          <w:tcPr>
+            <w:tcW w:type="dxa" w:w="3488"/>
+            <w:tcBorders>
+              <w:top w:val="single" w:color="BBBBBB" w:sz="4"/>
+              <w:left w:val="single" w:color="BBBBBB" w:sz="4"/>
+              <w:bottom w:val="single" w:color="BBBBBB" w:sz="4"/>
+              <w:right w:val="single" w:color="BBBBBB" w:sz="4"/>
+            </w:tcBorders>
+            <w:tcMar>
+              <w:top w:type="dxa" w:w="30"/>
+              <w:left w:type="dxa" w:w="80"/>
+              <w:bottom w:type="dxa" w:w="30"/>
+              <w:right w:type="dxa" w:w="80"/>
+            </w:tcMar>
+          </w:tcPr>
+          <w:p>
+            <w:pPr>
+              <w:spacing w:after="0" w:before="0" w:line="264"/>
+            </w:pPr>
+            <w:r>
+              <w:rPr>
+                <w:rFonts w:ascii="Microsoft YaHei" w:cs="Microsoft YaHei" w:eastAsia="Microsoft YaHei" w:hAnsi="Microsoft YaHei"/>
+                <w:sz w:val="21"/>
+                <w:szCs w:val="21"/>
+              </w:rPr>
+              <w:t xml:space="preserve">m10-客户加急插单函-台州瑞驰汽配.eml</w:t>
+            </w:r>
+          </w:p>
+        </w:tc>
+        <w:tc>
+          <w:tcPr>
+            <w:tcW w:type="dxa" w:w="3490"/>
+            <w:tcBorders>
+              <w:top w:val="single" w:color="BBBBBB" w:sz="4"/>
+              <w:left w:val="single" w:color="BBBBBB" w:sz="4"/>
+              <w:bottom w:val="single" w:color="BBBBBB" w:sz="4"/>
+              <w:right w:val="single" w:color="BBBBBB" w:sz="4"/>
+            </w:tcBorders>
+            <w:tcMar>
+              <w:top w:type="dxa" w:w="30"/>
+              <w:left w:type="dxa" w:w="80"/>
+              <w:bottom w:type="dxa" w:w="30"/>
+              <w:right w:type="dxa" w:w="80"/>
+            </w:tcMar>
+          </w:tcPr>
+          <w:p>
+            <w:pPr>
+              <w:spacing w:after="0" w:before="0" w:line="264"/>
+            </w:pPr>
+            <w:r>
+              <w:rPr>
+                <w:rFonts w:ascii="Microsoft YaHei" w:cs="Microsoft YaHei" w:eastAsia="Microsoft YaHei" w:hAnsi="Microsoft YaHei"/>
+                <w:sz w:val="21"/>
+                <w:szCs w:val="21"/>
+              </w:rPr>
+              <w:t xml:space="preserve">读出 35.64 万元、9-28 节点，并关联采购单草稿</w:t>
+            </w:r>
+          </w:p>
+        </w:tc>
+      </w:tr>
+      <w:tr>
+        <w:tc>
+          <w:tcPr>
+            <w:tcW w:type="dxa" w:w="3488"/>
+            <w:tcBorders>
+              <w:top w:val="single" w:color="BBBBBB" w:sz="4"/>
+              <w:left w:val="single" w:color="BBBBBB" w:sz="4"/>
+              <w:bottom w:val="single" w:color="BBBBBB" w:sz="4"/>
+              <w:right w:val="single" w:color="BBBBBB" w:sz="4"/>
+            </w:tcBorders>
+            <w:tcMar>
+              <w:top w:type="dxa" w:w="30"/>
+              <w:left w:type="dxa" w:w="80"/>
+              <w:bottom w:type="dxa" w:w="30"/>
+              <w:right w:type="dxa" w:w="80"/>
+            </w:tcMar>
+          </w:tcPr>
+          <w:p>
+            <w:pPr>
+              <w:spacing w:after="0" w:before="0" w:line="264"/>
+            </w:pPr>
+            <w:r>
+              <w:rPr>
+                <w:rFonts w:ascii="Microsoft YaHei" w:cs="Microsoft YaHei" w:eastAsia="Microsoft YaHei" w:hAnsi="Microsoft YaHei"/>
+                <w:sz w:val="21"/>
+                <w:szCs w:val="21"/>
+              </w:rPr>
+              <w:t xml:space="preserve">4-AI人岗匹配与用工合规</w:t>
+            </w:r>
+          </w:p>
+        </w:tc>
+        <w:tc>
+          <w:tcPr>
+            <w:tcW w:type="dxa" w:w="3488"/>
+            <w:tcBorders>
+              <w:top w:val="single" w:color="BBBBBB" w:sz="4"/>
+              <w:left w:val="single" w:color="BBBBBB" w:sz="4"/>
+              <w:bottom w:val="single" w:color="BBBBBB" w:sz="4"/>
+              <w:right w:val="single" w:color="BBBBBB" w:sz="4"/>
+            </w:tcBorders>
+            <w:tcMar>
+              <w:top w:type="dxa" w:w="30"/>
+              <w:left w:type="dxa" w:w="80"/>
+              <w:bottom w:type="dxa" w:w="30"/>
+              <w:right w:type="dxa" w:w="80"/>
+            </w:tcMar>
+          </w:tcPr>
+          <w:p>
+            <w:pPr>
+              <w:spacing w:after="0" w:before="0" w:line="264"/>
+            </w:pPr>
+            <w:r>
+              <w:rPr>
+                <w:rFonts w:ascii="Microsoft YaHei" w:cs="Microsoft YaHei" w:eastAsia="Microsoft YaHei" w:hAnsi="Microsoft YaHei"/>
+                <w:sz w:val="21"/>
+                <w:szCs w:val="21"/>
+              </w:rPr>
+              <w:t xml:space="preserve">★ m5-应聘简历-CNC操作工-C2609021.docx</w:t>
+            </w:r>
+          </w:p>
+        </w:tc>
+        <w:tc>
+          <w:tcPr>
+            <w:tcW w:type="dxa" w:w="3490"/>
+            <w:tcBorders>
+              <w:top w:val="single" w:color="BBBBBB" w:sz="4"/>
+              <w:left w:val="single" w:color="BBBBBB" w:sz="4"/>
+              <w:bottom w:val="single" w:color="BBBBBB" w:sz="4"/>
+              <w:right w:val="single" w:color="BBBBBB" w:sz="4"/>
+            </w:tcBorders>
+            <w:tcMar>
+              <w:top w:type="dxa" w:w="30"/>
+              <w:left w:type="dxa" w:w="80"/>
+              <w:bottom w:type="dxa" w:w="30"/>
+              <w:right w:type="dxa" w:w="80"/>
+            </w:tcMar>
+          </w:tcPr>
+          <w:p>
+            <w:pPr>
+              <w:spacing w:after="0" w:before="0" w:line="264"/>
+            </w:pPr>
+            <w:r>
+              <w:rPr>
+                <w:rFonts w:ascii="Microsoft YaHei" w:cs="Microsoft YaHei" w:eastAsia="Microsoft YaHei" w:hAnsi="Microsoft YaHei"/>
+                <w:sz w:val="21"/>
+                <w:szCs w:val="21"/>
+              </w:rPr>
+              <w:t xml:space="preserve">按 CNC 操作工口径打分 82 分 A 级，必备技能全中</w:t>
+            </w:r>
+          </w:p>
+        </w:tc>
+      </w:tr>
+      <w:tr>
+        <w:tc>
+          <w:tcPr>
+            <w:tcW w:type="dxa" w:w="3488"/>
+            <w:tcBorders>
+              <w:top w:val="single" w:color="BBBBBB" w:sz="4"/>
+              <w:left w:val="single" w:color="BBBBBB" w:sz="4"/>
+              <w:bottom w:val="single" w:color="BBBBBB" w:sz="4"/>
+              <w:right w:val="single" w:color="BBBBBB" w:sz="4"/>
+            </w:tcBorders>
+            <w:tcMar>
+              <w:top w:type="dxa" w:w="30"/>
+              <w:left w:type="dxa" w:w="80"/>
+              <w:bottom w:type="dxa" w:w="30"/>
+              <w:right w:type="dxa" w:w="80"/>
+            </w:tcMar>
+          </w:tcPr>
+          <w:p>
+            <w:pPr>
+              <w:spacing w:after="0" w:before="0" w:line="264"/>
+            </w:pPr>
+          </w:p>
+        </w:tc>
+        <w:tc>
+          <w:tcPr>
+            <w:tcW w:type="dxa" w:w="3488"/>
+            <w:tcBorders>
+              <w:top w:val="single" w:color="BBBBBB" w:sz="4"/>
+              <w:left w:val="single" w:color="BBBBBB" w:sz="4"/>
+              <w:bottom w:val="single" w:color="BBBBBB" w:sz="4"/>
+              <w:right w:val="single" w:color="BBBBBB" w:sz="4"/>
+            </w:tcBorders>
+            <w:tcMar>
+              <w:top w:type="dxa" w:w="30"/>
+              <w:left w:type="dxa" w:w="80"/>
+              <w:bottom w:type="dxa" w:w="30"/>
+              <w:right w:type="dxa" w:w="80"/>
+            </w:tcMar>
+          </w:tcPr>
+          <w:p>
+            <w:pPr>
+              <w:spacing w:after="0" w:before="0" w:line="264"/>
+            </w:pPr>
+            <w:r>
+              <w:rPr>
+                <w:rFonts w:ascii="Microsoft YaHei" w:cs="Microsoft YaHei" w:eastAsia="Microsoft YaHei" w:hAnsi="Microsoft YaHei"/>
+                <w:sz w:val="21"/>
+                <w:szCs w:val="21"/>
+              </w:rPr>
+              <w:t xml:space="preserve">m5-员工花名册.xlsx</w:t>
+            </w:r>
+          </w:p>
+        </w:tc>
+        <w:tc>
+          <w:tcPr>
+            <w:tcW w:type="dxa" w:w="3490"/>
+            <w:tcBorders>
+              <w:top w:val="single" w:color="BBBBBB" w:sz="4"/>
+              <w:left w:val="single" w:color="BBBBBB" w:sz="4"/>
+              <w:bottom w:val="single" w:color="BBBBBB" w:sz="4"/>
+              <w:right w:val="single" w:color="BBBBBB" w:sz="4"/>
+            </w:tcBorders>
+            <w:tcMar>
+              <w:top w:type="dxa" w:w="30"/>
+              <w:left w:type="dxa" w:w="80"/>
+              <w:bottom w:type="dxa" w:w="30"/>
+              <w:right w:type="dxa" w:w="80"/>
+            </w:tcMar>
+          </w:tcPr>
+          <w:p>
+            <w:pPr>
+              <w:spacing w:after="0" w:before="0" w:line="264"/>
+            </w:pPr>
+            <w:r>
+              <w:rPr>
+                <w:rFonts w:ascii="Microsoft YaHei" w:cs="Microsoft YaHei" w:eastAsia="Microsoft YaHei" w:hAnsi="Microsoft YaHei"/>
+                <w:sz w:val="21"/>
+                <w:szCs w:val="21"/>
+              </w:rPr>
+              <w:t xml:space="preserve">6/6 字段命中，进入逐人工资 / 社保 / 工时核对</w:t>
+            </w:r>
+          </w:p>
+        </w:tc>
+      </w:tr>
+      <w:tr>
+        <w:tc>
+          <w:tcPr>
+            <w:tcW w:type="dxa" w:w="3488"/>
+            <w:tcBorders>
+              <w:top w:val="single" w:color="BBBBBB" w:sz="4"/>
+              <w:left w:val="single" w:color="BBBBBB" w:sz="4"/>
+              <w:bottom w:val="single" w:color="BBBBBB" w:sz="4"/>
+              <w:right w:val="single" w:color="BBBBBB" w:sz="4"/>
+            </w:tcBorders>
+            <w:tcMar>
+              <w:top w:type="dxa" w:w="30"/>
+              <w:left w:type="dxa" w:w="80"/>
+              <w:bottom w:type="dxa" w:w="30"/>
+              <w:right w:type="dxa" w:w="80"/>
+            </w:tcMar>
+          </w:tcPr>
+          <w:p>
+            <w:pPr>
+              <w:spacing w:after="0" w:before="0" w:line="264"/>
+            </w:pPr>
+          </w:p>
+        </w:tc>
+        <w:tc>
+          <w:tcPr>
+            <w:tcW w:type="dxa" w:w="3488"/>
+            <w:tcBorders>
+              <w:top w:val="single" w:color="BBBBBB" w:sz="4"/>
+              <w:left w:val="single" w:color="BBBBBB" w:sz="4"/>
+              <w:bottom w:val="single" w:color="BBBBBB" w:sz="4"/>
+              <w:right w:val="single" w:color="BBBBBB" w:sz="4"/>
+            </w:tcBorders>
+            <w:tcMar>
+              <w:top w:type="dxa" w:w="30"/>
+              <w:left w:type="dxa" w:w="80"/>
+              <w:bottom w:type="dxa" w:w="30"/>
+              <w:right w:type="dxa" w:w="80"/>
+            </w:tcMar>
+          </w:tcPr>
+          <w:p>
+            <w:pPr>
+              <w:spacing w:after="0" w:before="0" w:line="264"/>
+            </w:pPr>
+            <w:r>
+              <w:rPr>
+                <w:rFonts w:ascii="Microsoft YaHei" w:cs="Microsoft YaHei" w:eastAsia="Microsoft YaHei" w:hAnsi="Microsoft YaHei"/>
+                <w:sz w:val="21"/>
+                <w:szCs w:val="21"/>
+              </w:rPr>
+              <w:t xml:space="preserve">合同审查 tab：★ m7-技术服务合同-待审查.docx</w:t>
+            </w:r>
+          </w:p>
+        </w:tc>
+        <w:tc>
+          <w:tcPr>
+            <w:tcW w:type="dxa" w:w="3490"/>
+            <w:tcBorders>
+              <w:top w:val="single" w:color="BBBBBB" w:sz="4"/>
+              <w:left w:val="single" w:color="BBBBBB" w:sz="4"/>
+              <w:bottom w:val="single" w:color="BBBBBB" w:sz="4"/>
+              <w:right w:val="single" w:color="BBBBBB" w:sz="4"/>
+            </w:tcBorders>
+            <w:tcMar>
+              <w:top w:type="dxa" w:w="30"/>
+              <w:left w:type="dxa" w:w="80"/>
+              <w:bottom w:type="dxa" w:w="30"/>
+              <w:right w:type="dxa" w:w="80"/>
+            </w:tcMar>
+          </w:tcPr>
+          <w:p>
+            <w:pPr>
+              <w:spacing w:after="0" w:before="0" w:line="264"/>
+            </w:pPr>
+            <w:r>
+              <w:rPr>
+                <w:rFonts w:ascii="Microsoft YaHei" w:cs="Microsoft YaHei" w:eastAsia="Microsoft YaHei" w:hAnsi="Microsoft YaHei"/>
+                <w:sz w:val="21"/>
+                <w:szCs w:val="21"/>
+              </w:rPr>
+              <w:t xml:space="preserve">128 万元合同，读到 7 条必备条款、缺 3 项（数据归属与安全等），风险分 50 高风险</w:t>
+            </w:r>
+          </w:p>
+        </w:tc>
+      </w:tr>
+      <w:tr>
+        <w:tc>
+          <w:tcPr>
+            <w:tcW w:type="dxa" w:w="3488"/>
+            <w:tcBorders>
+              <w:top w:val="single" w:color="BBBBBB" w:sz="4"/>
+              <w:left w:val="single" w:color="BBBBBB" w:sz="4"/>
+              <w:bottom w:val="single" w:color="BBBBBB" w:sz="4"/>
+              <w:right w:val="single" w:color="BBBBBB" w:sz="4"/>
+            </w:tcBorders>
+            <w:tcMar>
+              <w:top w:type="dxa" w:w="30"/>
+              <w:left w:type="dxa" w:w="80"/>
+              <w:bottom w:type="dxa" w:w="30"/>
+              <w:right w:type="dxa" w:w="80"/>
+            </w:tcMar>
+          </w:tcPr>
+          <w:p>
+            <w:pPr>
+              <w:spacing w:after="0" w:before="0" w:line="264"/>
+            </w:pPr>
+          </w:p>
+        </w:tc>
+        <w:tc>
+          <w:tcPr>
+            <w:tcW w:type="dxa" w:w="3488"/>
+            <w:tcBorders>
+              <w:top w:val="single" w:color="BBBBBB" w:sz="4"/>
+              <w:left w:val="single" w:color="BBBBBB" w:sz="4"/>
+              <w:bottom w:val="single" w:color="BBBBBB" w:sz="4"/>
+              <w:right w:val="single" w:color="BBBBBB" w:sz="4"/>
+            </w:tcBorders>
+            <w:tcMar>
+              <w:top w:type="dxa" w:w="30"/>
+              <w:left w:type="dxa" w:w="80"/>
+              <w:bottom w:type="dxa" w:w="30"/>
+              <w:right w:type="dxa" w:w="80"/>
+            </w:tcMar>
+          </w:tcPr>
+          <w:p>
+            <w:pPr>
+              <w:spacing w:after="0" w:before="0" w:line="264"/>
+            </w:pPr>
+            <w:r>
+              <w:rPr>
+                <w:rFonts w:ascii="Microsoft YaHei" w:cs="Microsoft YaHei" w:eastAsia="Microsoft YaHei" w:hAnsi="Microsoft YaHei"/>
+                <w:sz w:val="21"/>
+                <w:szCs w:val="21"/>
+              </w:rPr>
+              <w:t xml:space="preserve">合同审查 tab：m7-合同台账.xlsx</w:t>
+            </w:r>
+          </w:p>
+        </w:tc>
+        <w:tc>
+          <w:tcPr>
+            <w:tcW w:type="dxa" w:w="3490"/>
+            <w:tcBorders>
+              <w:top w:val="single" w:color="BBBBBB" w:sz="4"/>
+              <w:left w:val="single" w:color="BBBBBB" w:sz="4"/>
+              <w:bottom w:val="single" w:color="BBBBBB" w:sz="4"/>
+              <w:right w:val="single" w:color="BBBBBB" w:sz="4"/>
+            </w:tcBorders>
+            <w:tcMar>
+              <w:top w:type="dxa" w:w="30"/>
+              <w:left w:type="dxa" w:w="80"/>
+              <w:bottom w:type="dxa" w:w="30"/>
+              <w:right w:type="dxa" w:w="80"/>
+            </w:tcMar>
+          </w:tcPr>
+          <w:p>
+            <w:pPr>
+              <w:spacing w:after="0" w:before="0" w:line="264"/>
+            </w:pPr>
+            <w:r>
+              <w:rPr>
+                <w:rFonts w:ascii="Microsoft YaHei" w:cs="Microsoft YaHei" w:eastAsia="Microsoft YaHei" w:hAnsi="Microsoft YaHei"/>
+                <w:sz w:val="21"/>
+                <w:szCs w:val="21"/>
+              </w:rPr>
+              <w:t xml:space="preserve">台账已有 12 份，6 行按编号比对后并入</w:t>
+            </w:r>
+          </w:p>
+        </w:tc>
+      </w:tr>
+      <w:tr>
+        <w:tc>
+          <w:tcPr>
+            <w:tcW w:type="dxa" w:w="3488"/>
+            <w:tcBorders>
+              <w:top w:val="single" w:color="BBBBBB" w:sz="4"/>
+              <w:left w:val="single" w:color="BBBBBB" w:sz="4"/>
+              <w:bottom w:val="single" w:color="BBBBBB" w:sz="4"/>
+              <w:right w:val="single" w:color="BBBBBB" w:sz="4"/>
+            </w:tcBorders>
+            <w:tcMar>
+              <w:top w:type="dxa" w:w="30"/>
+              <w:left w:type="dxa" w:w="80"/>
+              <w:bottom w:type="dxa" w:w="30"/>
+              <w:right w:type="dxa" w:w="80"/>
+            </w:tcMar>
+          </w:tcPr>
+          <w:p>
+            <w:pPr>
+              <w:spacing w:after="0" w:before="0" w:line="264"/>
+            </w:pPr>
+            <w:r>
+              <w:rPr>
+                <w:rFonts w:ascii="Microsoft YaHei" w:cs="Microsoft YaHei" w:eastAsia="Microsoft YaHei" w:hAnsi="Microsoft YaHei"/>
+                <w:sz w:val="21"/>
+                <w:szCs w:val="21"/>
+              </w:rPr>
+              <w:t xml:space="preserve">5-AI报工核验</w:t>
+            </w:r>
+          </w:p>
+        </w:tc>
+        <w:tc>
+          <w:tcPr>
+            <w:tcW w:type="dxa" w:w="3488"/>
+            <w:tcBorders>
+              <w:top w:val="single" w:color="BBBBBB" w:sz="4"/>
+              <w:left w:val="single" w:color="BBBBBB" w:sz="4"/>
+              <w:bottom w:val="single" w:color="BBBBBB" w:sz="4"/>
+              <w:right w:val="single" w:color="BBBBBB" w:sz="4"/>
+            </w:tcBorders>
+            <w:tcMar>
+              <w:top w:type="dxa" w:w="30"/>
+              <w:left w:type="dxa" w:w="80"/>
+              <w:bottom w:type="dxa" w:w="30"/>
+              <w:right w:type="dxa" w:w="80"/>
+            </w:tcMar>
+          </w:tcPr>
+          <w:p>
+            <w:pPr>
+              <w:spacing w:after="0" w:before="0" w:line="264"/>
+            </w:pPr>
+            <w:r>
+              <w:rPr>
+                <w:rFonts w:ascii="Microsoft YaHei" w:cs="Microsoft YaHei" w:eastAsia="Microsoft YaHei" w:hAnsi="Microsoft YaHei"/>
+                <w:sz w:val="21"/>
+                <w:szCs w:val="21"/>
+              </w:rPr>
+              <w:t xml:space="preserve">★ m8-车间报工记录.xlsx</w:t>
+            </w:r>
+          </w:p>
+        </w:tc>
+        <w:tc>
+          <w:tcPr>
+            <w:tcW w:type="dxa" w:w="3490"/>
+            <w:tcBorders>
+              <w:top w:val="single" w:color="BBBBBB" w:sz="4"/>
+              <w:left w:val="single" w:color="BBBBBB" w:sz="4"/>
+              <w:bottom w:val="single" w:color="BBBBBB" w:sz="4"/>
+              <w:right w:val="single" w:color="BBBBBB" w:sz="4"/>
+            </w:tcBorders>
+            <w:tcMar>
+              <w:top w:type="dxa" w:w="30"/>
+              <w:left w:type="dxa" w:w="80"/>
+              <w:bottom w:type="dxa" w:w="30"/>
+              <w:right w:type="dxa" w:w="80"/>
+            </w:tcMar>
+          </w:tcPr>
+          <w:p>
+            <w:pPr>
+              <w:spacing w:after="0" w:before="0" w:line="264"/>
+            </w:pPr>
+            <w:r>
+              <w:rPr>
+                <w:rFonts w:ascii="Microsoft YaHei" w:cs="Microsoft YaHei" w:eastAsia="Microsoft YaHei" w:hAnsi="Microsoft YaHei"/>
+                <w:sz w:val="21"/>
+                <w:szCs w:val="21"/>
+              </w:rPr>
+              <w:t xml:space="preserve">7 行报工，查出 1 条数量为零，要班组长确认</w:t>
+            </w:r>
+          </w:p>
+        </w:tc>
+      </w:tr>
+      <w:tr>
+        <w:tc>
+          <w:tcPr>
+            <w:tcW w:type="dxa" w:w="3488"/>
+            <w:tcBorders>
+              <w:top w:val="single" w:color="BBBBBB" w:sz="4"/>
+              <w:left w:val="single" w:color="BBBBBB" w:sz="4"/>
+              <w:bottom w:val="single" w:color="BBBBBB" w:sz="4"/>
+              <w:right w:val="single" w:color="BBBBBB" w:sz="4"/>
+            </w:tcBorders>
+            <w:tcMar>
+              <w:top w:type="dxa" w:w="30"/>
+              <w:left w:type="dxa" w:w="80"/>
+              <w:bottom w:type="dxa" w:w="30"/>
+              <w:right w:type="dxa" w:w="80"/>
+            </w:tcMar>
+          </w:tcPr>
+          <w:p>
+            <w:pPr>
+              <w:spacing w:after="0" w:before="0" w:line="264"/>
+            </w:pPr>
+          </w:p>
+        </w:tc>
+        <w:tc>
+          <w:tcPr>
+            <w:tcW w:type="dxa" w:w="3488"/>
+            <w:tcBorders>
+              <w:top w:val="single" w:color="BBBBBB" w:sz="4"/>
+              <w:left w:val="single" w:color="BBBBBB" w:sz="4"/>
+              <w:bottom w:val="single" w:color="BBBBBB" w:sz="4"/>
+              <w:right w:val="single" w:color="BBBBBB" w:sz="4"/>
+            </w:tcBorders>
+            <w:tcMar>
+              <w:top w:type="dxa" w:w="30"/>
+              <w:left w:type="dxa" w:w="80"/>
+              <w:bottom w:type="dxa" w:w="30"/>
+              <w:right w:type="dxa" w:w="80"/>
+            </w:tcMar>
+          </w:tcPr>
+          <w:p>
+            <w:pPr>
+              <w:spacing w:after="0" w:before="0" w:line="264"/>
+            </w:pPr>
+            <w:r>
+              <w:rPr>
+                <w:rFonts w:ascii="Microsoft YaHei" w:cs="Microsoft YaHei" w:eastAsia="Microsoft YaHei" w:hAnsi="Microsoft YaHei"/>
+                <w:sz w:val="21"/>
+                <w:szCs w:val="21"/>
+              </w:rPr>
+              <w:t xml:space="preserve">m8-换型作业指导书-冲压线.docx</w:t>
+            </w:r>
+          </w:p>
+        </w:tc>
+        <w:tc>
+          <w:tcPr>
+            <w:tcW w:type="dxa" w:w="3490"/>
+            <w:tcBorders>
+              <w:top w:val="single" w:color="BBBBBB" w:sz="4"/>
+              <w:left w:val="single" w:color="BBBBBB" w:sz="4"/>
+              <w:bottom w:val="single" w:color="BBBBBB" w:sz="4"/>
+              <w:right w:val="single" w:color="BBBBBB" w:sz="4"/>
+            </w:tcBorders>
+            <w:tcMar>
+              <w:top w:type="dxa" w:w="30"/>
+              <w:left w:type="dxa" w:w="80"/>
+              <w:bottom w:type="dxa" w:w="30"/>
+              <w:right w:type="dxa" w:w="80"/>
+            </w:tcMar>
+          </w:tcPr>
+          <w:p>
+            <w:pPr>
+              <w:spacing w:after="0" w:before="0" w:line="264"/>
+            </w:pPr>
+            <w:r>
+              <w:rPr>
+                <w:rFonts w:ascii="Microsoft YaHei" w:cs="Microsoft YaHei" w:eastAsia="Microsoft YaHei" w:hAnsi="Microsoft YaHei"/>
+                <w:sz w:val="21"/>
+                <w:szCs w:val="21"/>
+              </w:rPr>
+              <w:t xml:space="preserve">文档写换型 78 分钟，按 45 分钟重算，指出 9-30 交期排不下</w:t>
+            </w:r>
+          </w:p>
+        </w:tc>
+      </w:tr>
+      <w:tr>
+        <w:tc>
+          <w:tcPr>
+            <w:tcW w:type="dxa" w:w="3488"/>
+            <w:tcBorders>
+              <w:top w:val="single" w:color="BBBBBB" w:sz="4"/>
+              <w:left w:val="single" w:color="BBBBBB" w:sz="4"/>
+              <w:bottom w:val="single" w:color="BBBBBB" w:sz="4"/>
+              <w:right w:val="single" w:color="BBBBBB" w:sz="4"/>
+            </w:tcBorders>
+            <w:tcMar>
+              <w:top w:type="dxa" w:w="30"/>
+              <w:left w:type="dxa" w:w="80"/>
+              <w:bottom w:type="dxa" w:w="30"/>
+              <w:right w:type="dxa" w:w="80"/>
+            </w:tcMar>
+          </w:tcPr>
+          <w:p>
+            <w:pPr>
+              <w:spacing w:after="0" w:before="0" w:line="264"/>
+            </w:pPr>
+            <w:r>
+              <w:rPr>
+                <w:rFonts w:ascii="Microsoft YaHei" w:cs="Microsoft YaHei" w:eastAsia="Microsoft YaHei" w:hAnsi="Microsoft YaHei"/>
+                <w:sz w:val="21"/>
+                <w:szCs w:val="21"/>
+              </w:rPr>
+              <w:t xml:space="preserve">6-AI经营指标分析</w:t>
+            </w:r>
+          </w:p>
+        </w:tc>
+        <w:tc>
+          <w:tcPr>
+            <w:tcW w:type="dxa" w:w="3488"/>
+            <w:tcBorders>
+              <w:top w:val="single" w:color="BBBBBB" w:sz="4"/>
+              <w:left w:val="single" w:color="BBBBBB" w:sz="4"/>
+              <w:bottom w:val="single" w:color="BBBBBB" w:sz="4"/>
+              <w:right w:val="single" w:color="BBBBBB" w:sz="4"/>
+            </w:tcBorders>
+            <w:tcMar>
+              <w:top w:type="dxa" w:w="30"/>
+              <w:left w:type="dxa" w:w="80"/>
+              <w:bottom w:type="dxa" w:w="30"/>
+              <w:right w:type="dxa" w:w="80"/>
+            </w:tcMar>
+          </w:tcPr>
+          <w:p>
+            <w:pPr>
+              <w:spacing w:after="0" w:before="0" w:line="264"/>
+            </w:pPr>
+            <w:r>
+              <w:rPr>
+                <w:rFonts w:ascii="Microsoft YaHei" w:cs="Microsoft YaHei" w:eastAsia="Microsoft YaHei" w:hAnsi="Microsoft YaHei"/>
+                <w:sz w:val="21"/>
+                <w:szCs w:val="21"/>
+              </w:rPr>
+              <w:t xml:space="preserve">★ m9-科目余额表-2026年8月.xlsx</w:t>
+            </w:r>
+          </w:p>
+        </w:tc>
+        <w:tc>
+          <w:tcPr>
+            <w:tcW w:type="dxa" w:w="3490"/>
+            <w:tcBorders>
+              <w:top w:val="single" w:color="BBBBBB" w:sz="4"/>
+              <w:left w:val="single" w:color="BBBBBB" w:sz="4"/>
+              <w:bottom w:val="single" w:color="BBBBBB" w:sz="4"/>
+              <w:right w:val="single" w:color="BBBBBB" w:sz="4"/>
+            </w:tcBorders>
+            <w:tcMar>
+              <w:top w:type="dxa" w:w="30"/>
+              <w:left w:type="dxa" w:w="80"/>
+              <w:bottom w:type="dxa" w:w="30"/>
+              <w:right w:type="dxa" w:w="80"/>
+            </w:tcMar>
+          </w:tcPr>
+          <w:p>
+            <w:pPr>
+              <w:spacing w:after="0" w:before="0" w:line="264"/>
+            </w:pPr>
+            <w:r>
+              <w:rPr>
+                <w:rFonts w:ascii="Microsoft YaHei" w:cs="Microsoft YaHei" w:eastAsia="Microsoft YaHei" w:hAnsi="Microsoft YaHei"/>
+                <w:sz w:val="21"/>
+                <w:szCs w:val="21"/>
+              </w:rPr>
+              <w:t xml:space="preserve">借贷差 −3.6 万元没对平；回款天数约 30 天，与指标树 84 天对比</w:t>
+            </w:r>
+          </w:p>
+        </w:tc>
+      </w:tr>
+      <w:tr>
+        <w:tc>
+          <w:tcPr>
+            <w:tcW w:type="dxa" w:w="3488"/>
+            <w:tcBorders>
+              <w:top w:val="single" w:color="BBBBBB" w:sz="4"/>
+              <w:left w:val="single" w:color="BBBBBB" w:sz="4"/>
+              <w:bottom w:val="single" w:color="BBBBBB" w:sz="4"/>
+              <w:right w:val="single" w:color="BBBBBB" w:sz="4"/>
+            </w:tcBorders>
+            <w:tcMar>
+              <w:top w:type="dxa" w:w="30"/>
+              <w:left w:type="dxa" w:w="80"/>
+              <w:bottom w:type="dxa" w:w="30"/>
+              <w:right w:type="dxa" w:w="80"/>
+            </w:tcMar>
+          </w:tcPr>
+          <w:p>
+            <w:pPr>
+              <w:spacing w:after="0" w:before="0" w:line="264"/>
+            </w:pPr>
+          </w:p>
+        </w:tc>
+        <w:tc>
+          <w:tcPr>
+            <w:tcW w:type="dxa" w:w="3488"/>
+            <w:tcBorders>
+              <w:top w:val="single" w:color="BBBBBB" w:sz="4"/>
+              <w:left w:val="single" w:color="BBBBBB" w:sz="4"/>
+              <w:bottom w:val="single" w:color="BBBBBB" w:sz="4"/>
+              <w:right w:val="single" w:color="BBBBBB" w:sz="4"/>
+            </w:tcBorders>
+            <w:tcMar>
+              <w:top w:type="dxa" w:w="30"/>
+              <w:left w:type="dxa" w:w="80"/>
+              <w:bottom w:type="dxa" w:w="30"/>
+              <w:right w:type="dxa" w:w="80"/>
+            </w:tcMar>
+          </w:tcPr>
+          <w:p>
+            <w:pPr>
+              <w:spacing w:after="0" w:before="0" w:line="264"/>
+            </w:pPr>
+            <w:r>
+              <w:rPr>
+                <w:rFonts w:ascii="Microsoft YaHei" w:cs="Microsoft YaHei" w:eastAsia="Microsoft YaHei" w:hAnsi="Microsoft YaHei"/>
+                <w:sz w:val="21"/>
+                <w:szCs w:val="21"/>
+              </w:rPr>
+              <w:t xml:space="preserve">m9-月度经营分析会纪要-8月.docx</w:t>
+            </w:r>
+          </w:p>
+        </w:tc>
+        <w:tc>
+          <w:tcPr>
+            <w:tcW w:type="dxa" w:w="3490"/>
+            <w:tcBorders>
+              <w:top w:val="single" w:color="BBBBBB" w:sz="4"/>
+              <w:left w:val="single" w:color="BBBBBB" w:sz="4"/>
+              <w:bottom w:val="single" w:color="BBBBBB" w:sz="4"/>
+              <w:right w:val="single" w:color="BBBBBB" w:sz="4"/>
+            </w:tcBorders>
+            <w:tcMar>
+              <w:top w:type="dxa" w:w="30"/>
+              <w:left w:type="dxa" w:w="80"/>
+              <w:bottom w:type="dxa" w:w="30"/>
+              <w:right w:type="dxa" w:w="80"/>
+            </w:tcMar>
+          </w:tcPr>
+          <w:p>
+            <w:pPr>
+              <w:spacing w:after="0" w:before="0" w:line="264"/>
+            </w:pPr>
+            <w:r>
+              <w:rPr>
+                <w:rFonts w:ascii="Microsoft YaHei" w:cs="Microsoft YaHei" w:eastAsia="Microsoft YaHei" w:hAnsi="Microsoft YaHei"/>
+                <w:sz w:val="21"/>
+                <w:szCs w:val="21"/>
+              </w:rPr>
+              <w:t xml:space="preserve">对上毛利率 24.5%、准时交付率 69% 两个指标口径</w:t>
             </w:r>
           </w:p>
         </w:tc>
@@ -3522,7 +4408,7 @@
           <w:sz w:val="21"/>
           <w:szCs w:val="21"/>
         </w:rPr>
-        <w:t xml:space="preserve">m11 两份不用（AI软件开发这次不上台）。</w:t>
+        <w:t xml:space="preserve">客户追问“能传我们自己的表吗”：可以，现场就传；但涉及敏感数据建议约入企交流时再看（点“预约专家”）。</w:t>
       </w:r>
     </w:p>
     <w:p>
